--- a/docs/deployment/EDI_導入ヒアリングシート.docx
+++ b/docs/deployment/EDI_導入ヒアリングシート.docx
@@ -930,7 +930,154 @@
         <w:rPr>
           <w:color w:val="4F46E5"/>
         </w:rPr>
-        <w:t>6. NAS接続情報（リモートセットアップ用）</w:t>
+        <w:t>6. Google Drive連携（任意）</w:t>
+      </w:r>
+    </w:p>
+    <w:p>
+      <w:r>
+        <w:t>連携すると契約書・注文書のPDFが自動でバックアップされます。不要な場合は空欄でOKです。</w:t>
+      </w:r>
+    </w:p>
+    <w:tbl>
+      <w:tblPr>
+        <w:tblStyle w:val="TableGrid"/>
+        <w:tblW w:type="auto" w:w="0"/>
+        <w:jc w:val="center"/>
+        <w:tblLook w:firstColumn="1" w:firstRow="1" w:lastColumn="0" w:lastRow="0" w:noHBand="0" w:noVBand="1" w:val="04A0"/>
+      </w:tblPr>
+      <w:tblGrid>
+        <w:gridCol w:w="4320"/>
+        <w:gridCol w:w="4320"/>
+      </w:tblGrid>
+      <w:tr>
+        <w:tc>
+          <w:tcPr>
+            <w:tcW w:type="dxa" w:w="4320"/>
+          </w:tcPr>
+          <w:p>
+            <w:r>
+              <w:rPr>
+                <w:b/>
+                <w:sz w:val="18"/>
+              </w:rPr>
+              <w:t>項目</w:t>
+            </w:r>
+          </w:p>
+        </w:tc>
+        <w:tc>
+          <w:tcPr>
+            <w:tcW w:type="dxa" w:w="4320"/>
+          </w:tcPr>
+          <w:p>
+            <w:r>
+              <w:rPr>
+                <w:b/>
+                <w:sz w:val="18"/>
+              </w:rPr>
+              <w:t>ご記入欄</w:t>
+            </w:r>
+          </w:p>
+        </w:tc>
+      </w:tr>
+      <w:tr>
+        <w:tc>
+          <w:tcPr>
+            <w:tcW w:type="dxa" w:w="4320"/>
+          </w:tcPr>
+          <w:p>
+            <w:r>
+              <w:rPr>
+                <w:sz w:val="18"/>
+              </w:rPr>
+              <w:t>Google Driveを利用していますか？</w:t>
+            </w:r>
+          </w:p>
+        </w:tc>
+        <w:tc>
+          <w:tcPr>
+            <w:tcW w:type="dxa" w:w="4320"/>
+          </w:tcPr>
+          <w:p>
+            <w:r>
+              <w:rPr>
+                <w:sz w:val="18"/>
+              </w:rPr>
+              <w:t>□ はい　□ いいえ</w:t>
+            </w:r>
+          </w:p>
+        </w:tc>
+      </w:tr>
+      <w:tr>
+        <w:tc>
+          <w:tcPr>
+            <w:tcW w:type="dxa" w:w="4320"/>
+          </w:tcPr>
+          <w:p>
+            <w:r>
+              <w:rPr>
+                <w:sz w:val="18"/>
+              </w:rPr>
+              <w:t>Googleアカウント（メールアドレス）</w:t>
+            </w:r>
+          </w:p>
+        </w:tc>
+        <w:tc>
+          <w:tcPr>
+            <w:tcW w:type="dxa" w:w="4320"/>
+          </w:tcPr>
+          <w:p>
+            <w:r>
+              <w:rPr>
+                <w:sz w:val="18"/>
+              </w:rPr>
+            </w:r>
+          </w:p>
+        </w:tc>
+      </w:tr>
+      <w:tr>
+        <w:tc>
+          <w:tcPr>
+            <w:tcW w:type="dxa" w:w="4320"/>
+          </w:tcPr>
+          <w:p>
+            <w:r>
+              <w:rPr>
+                <w:sz w:val="18"/>
+              </w:rPr>
+              <w:t>バックアップ先フォルダ名（任意）</w:t>
+            </w:r>
+          </w:p>
+        </w:tc>
+        <w:tc>
+          <w:tcPr>
+            <w:tcW w:type="dxa" w:w="4320"/>
+          </w:tcPr>
+          <w:p>
+            <w:r>
+              <w:rPr>
+                <w:sz w:val="18"/>
+              </w:rPr>
+              <w:t>（例：EDI_契約書）</w:t>
+            </w:r>
+          </w:p>
+        </w:tc>
+      </w:tr>
+    </w:tbl>
+    <w:p/>
+    <w:p>
+      <w:r>
+        <w:t>⚠️ Google Drive連携はセットアップ時にZoomでご一緒に設定します。事前準備は不要です。</w:t>
+      </w:r>
+    </w:p>
+    <w:p>
+      <w:pPr>
+        <w:pStyle w:val="Heading2"/>
+      </w:pPr>
+      <w:r>
+        <w:rPr>
+          <w:color w:val="4F46E5"/>
+        </w:rPr>
+        <w:t>7. NAS接続情報（リモートセットアップ用）</w:t>
       </w:r>
     </w:p>
     <w:tbl>
